--- a/deliverables/ai-vendor-review-packet-v1/docx/readme.docx
+++ b/deliverables/ai-vendor-review-packet-v1/docx/readme.docx
@@ -4,15 +4,13 @@
   <w:body>
     <w:p>
       <w:pPr>
-        <w:pStyle w:val="Title"/>
-        <w:jc w:val="center"/>
+        <w:pStyle w:val="Heading1"/>
       </w:pPr>
       <w:r>
         <w:t>AI Vendor Review Packet v1</w:t>
       </w:r>
     </w:p>
     <w:p>
-      <w:r/>
       <w:r>
         <w:rPr>
           <w:b/>
@@ -20,11 +18,11 @@
         <w:t>Product:</w:t>
       </w:r>
       <w:r>
+        <w:rPr/>
         <w:t xml:space="preserve"> AI Vendor Review Packet</w:t>
       </w:r>
     </w:p>
     <w:p>
-      <w:r/>
       <w:r>
         <w:rPr>
           <w:b/>
@@ -32,11 +30,11 @@
         <w:t>Version:</w:t>
       </w:r>
       <w:r>
-        <w:t xml:space="preserve"> 1.0.0</w:t>
+        <w:rPr/>
+        <w:t xml:space="preserve"> 1.1.0</w:t>
       </w:r>
     </w:p>
     <w:p>
-      <w:r/>
       <w:r>
         <w:rPr>
           <w:b/>
@@ -44,133 +42,172 @@
         <w:t>Prepared:</w:t>
       </w:r>
       <w:r>
+        <w:rPr/>
         <w:t xml:space="preserve"> 2026-06-05</w:t>
       </w:r>
     </w:p>
     <w:p>
       <w:r>
-        <w:t>This packet contains editable templates and reference PDFs for reviewing AI vendors, SaaS AI features, embedded AI tools, and new AI-enabled workflows before approval. Start with `START-HERE.md`, then adapt the DOCX files for your organization.</w:t>
+        <w:rPr>
+          <w:b/>
+        </w:rPr>
+        <w:t>Updated:</w:t>
+      </w:r>
+      <w:r>
+        <w:rPr/>
+        <w:t xml:space="preserve"> 2026-06-09</w:t>
+      </w:r>
+    </w:p>
+    <w:p>
+      <w:r>
+        <w:rPr/>
+        <w:t>This packet contains editable templates and reference PDFs for reviewing AI vendors, SaaS AI features, embedded AI tools, and new AI-enabled workflows before approval. Start with START-HERE.md, then adapt the DOCX files for your organization.</w:t>
       </w:r>
     </w:p>
     <w:p>
       <w:pPr>
-        <w:pStyle w:val="Heading1"/>
+        <w:pStyle w:val="Heading2"/>
       </w:pPr>
       <w:r>
         <w:t>Included documents</w:t>
       </w:r>
     </w:p>
     <w:p>
-      <w:pPr>
-        <w:pStyle w:val="ListNumber"/>
-      </w:pPr>
-      <w:r/>
+      <w:r>
+        <w:rPr/>
+        <w:t xml:space="preserve">1. </w:t>
+      </w:r>
       <w:r>
         <w:rPr>
           <w:b/>
         </w:rPr>
         <w:t>AI Vendor Review Request Email Template</w:t>
       </w:r>
-      <w:r/>
     </w:p>
     <w:p>
       <w:r>
-        <w:t xml:space="preserve">   Email and message templates for requesting AI, privacy, security, data-use, and contract information from a vendor.</w:t>
+        <w:rPr/>
+        <w:t>Email and message templates for requesting AI, privacy, security, data-use, and contract information from a vendor.</w:t>
       </w:r>
     </w:p>
     <w:p>
-      <w:pPr>
-        <w:pStyle w:val="ListNumber"/>
-      </w:pPr>
-      <w:r/>
+      <w:r>
+        <w:rPr/>
+        <w:t xml:space="preserve">2. </w:t>
+      </w:r>
       <w:r>
         <w:rPr>
           <w:b/>
         </w:rPr>
         <w:t>AI Procurement Checklist Lite</w:t>
       </w:r>
-      <w:r/>
     </w:p>
     <w:p>
       <w:r>
-        <w:t xml:space="preserve">   A 15-30 minute triage checklist for low-stakes AI tools and early vendor review.</w:t>
+        <w:rPr/>
+        <w:t>A 15-30 minute triage checklist for low-stakes AI tools and early vendor review.</w:t>
       </w:r>
     </w:p>
     <w:p>
-      <w:pPr>
-        <w:pStyle w:val="ListNumber"/>
-      </w:pPr>
-      <w:r/>
+      <w:r>
+        <w:rPr/>
+        <w:t xml:space="preserve">3. </w:t>
+      </w:r>
       <w:r>
         <w:rPr>
           <w:b/>
         </w:rPr>
         <w:t>AI Vendor Risk Assessment Questionnaire</w:t>
       </w:r>
-      <w:r/>
     </w:p>
     <w:p>
       <w:r>
-        <w:t xml:space="preserve">   A full questionnaire covering purpose, data, use case, vendor basics, model training, data handling, security, AI-specific controls, legal/contractual terms, and exit planning.</w:t>
+        <w:rPr/>
+        <w:t>A full questionnaire covering purpose, data, use case, vendor basics, model training, data handling, security, AI-specific controls, legal/contractual terms, and exit planning.</w:t>
       </w:r>
     </w:p>
     <w:p>
-      <w:pPr>
-        <w:pStyle w:val="ListNumber"/>
-      </w:pPr>
-      <w:r/>
+      <w:r>
+        <w:rPr/>
+        <w:t xml:space="preserve">4. </w:t>
+      </w:r>
       <w:r>
         <w:rPr>
           <w:b/>
         </w:rPr>
         <w:t>AI Vendor Scoring Guide</w:t>
       </w:r>
-      <w:r/>
     </w:p>
     <w:p>
       <w:r>
-        <w:t xml:space="preserve">   A scoring and tiering guide for classifying a vendor/use case as Low, Medium, High, or Unacceptable, with approval conditions.</w:t>
+        <w:rPr/>
+        <w:t>A scoring and tiering guide for classifying a vendor/use case as Low, Medium, High, or Unacceptable, with approval conditions.</w:t>
       </w:r>
     </w:p>
     <w:p>
-      <w:pPr>
-        <w:pStyle w:val="ListNumber"/>
-      </w:pPr>
-      <w:r/>
+      <w:r>
+        <w:rPr/>
+        <w:t xml:space="preserve">5. </w:t>
+      </w:r>
       <w:r>
         <w:rPr>
           <w:b/>
         </w:rPr>
         <w:t>AI Vendor Red Flag List</w:t>
       </w:r>
-      <w:r/>
     </w:p>
     <w:p>
       <w:r>
-        <w:t xml:space="preserve">   A practical checklist of issues that should pause, reject, or escalate a vendor review.</w:t>
+        <w:rPr/>
+        <w:t>A practical checklist of issues that should pause, reject, or escalate a vendor review.</w:t>
       </w:r>
     </w:p>
     <w:p>
-      <w:pPr>
-        <w:pStyle w:val="ListNumber"/>
-      </w:pPr>
-      <w:r/>
+      <w:r>
+        <w:rPr/>
+        <w:t xml:space="preserve">6. </w:t>
+      </w:r>
       <w:r>
         <w:rPr>
           <w:b/>
         </w:rPr>
         <w:t>AI Vendor Decision Memo and Approval Record</w:t>
       </w:r>
-      <w:r/>
     </w:p>
     <w:p>
       <w:r>
-        <w:t xml:space="preserve">   A decision record template for documenting approval, approval conditions, rejection rationale, owner, scope, and next review date.</w:t>
+        <w:rPr/>
+        <w:t>A decision record template for documenting approval, approval conditions, rejection rationale, owner, scope, and next review date.</w:t>
       </w:r>
     </w:p>
     <w:p>
       <w:pPr>
-        <w:pStyle w:val="Heading1"/>
+        <w:pStyle w:val="Heading3"/>
+      </w:pPr>
+      <w:r>
+        <w:t>Bonus materials</w:t>
+      </w:r>
+    </w:p>
+    <w:p>
+      <w:pPr>
+        <w:pStyle w:val="ListBullet"/>
+      </w:pPr>
+      <w:r>
+        <w:rPr>
+          <w:b/>
+        </w:rPr>
+        <w:t>Bonus Filled Example: Completed Vendor Review</w:t>
+      </w:r>
+    </w:p>
+    <w:p>
+      <w:r>
+        <w:rPr/>
+        <w:t>A fictional end-to-end example showing questionnaire highlights, red-flag handling, and a filled decision memo with conditions.</w:t>
+      </w:r>
+    </w:p>
+    <w:p>
+      <w:pPr>
+        <w:pStyle w:val="Heading2"/>
       </w:pPr>
       <w:r>
         <w:t>Folder structure</w:t>
@@ -181,7 +218,8 @@
         <w:pStyle w:val="ListBullet"/>
       </w:pPr>
       <w:r>
-        <w:t>`markdown/` - editable Markdown source</w:t>
+        <w:rPr/>
+        <w:t>markdown/ - editable Markdown source</w:t>
       </w:r>
     </w:p>
     <w:p>
@@ -189,7 +227,8 @@
         <w:pStyle w:val="ListBullet"/>
       </w:pPr>
       <w:r>
-        <w:t>`docx/` - Word-compatible editable documents</w:t>
+        <w:rPr/>
+        <w:t>docx/ - Word-compatible editable documents</w:t>
       </w:r>
     </w:p>
     <w:p>
@@ -197,7 +236,8 @@
         <w:pStyle w:val="ListBullet"/>
       </w:pPr>
       <w:r>
-        <w:t>`pdf/` - PDF exports</w:t>
+        <w:rPr/>
+        <w:t>pdf/ - PDF exports</w:t>
       </w:r>
     </w:p>
     <w:p>
@@ -205,7 +245,8 @@
         <w:pStyle w:val="ListBullet"/>
       </w:pPr>
       <w:r>
-        <w:t>`START-HERE.md` - buyer-facing setup guide and recommended first pass</w:t>
+        <w:rPr/>
+        <w:t>START-HERE.md - buyer-facing setup guide and recommended first pass</w:t>
       </w:r>
     </w:p>
     <w:p>
@@ -213,20 +254,13 @@
         <w:pStyle w:val="ListBullet"/>
       </w:pPr>
       <w:r>
-        <w:t>`LEGAL-NOTICE.md` - educational-use and legal-boundary notice</w:t>
+        <w:rPr/>
+        <w:t>LEGAL-NOTICE.md - educational-use and legal-boundary notice</w:t>
       </w:r>
     </w:p>
     <w:p>
       <w:pPr>
-        <w:pStyle w:val="ListBullet"/>
-      </w:pPr>
-      <w:r>
-        <w:t>`source-notes/` - notes identifying source drafts used to assemble the packet</w:t>
-      </w:r>
-    </w:p>
-    <w:p>
-      <w:pPr>
-        <w:pStyle w:val="Heading1"/>
+        <w:pStyle w:val="Heading2"/>
       </w:pPr>
       <w:r>
         <w:t>Important legal boundary</w:t>
@@ -234,11 +268,13 @@
     </w:p>
     <w:p>
       <w:r>
+        <w:rPr/>
         <w:t>These materials are educational templates and informational starting points only. They are not legal advice, do not create an attorney-client relationship, and do not guarantee compliance with any law, regulation, contract, procurement standard, or industry requirement.</w:t>
       </w:r>
     </w:p>
     <w:p>
       <w:r>
+        <w:rPr/>
         <w:t>Review and adapt these materials for your organization, industry, jurisdictions, contracts, data practices, security requirements, procurement process, and actual AI use. Consult qualified counsel and appropriate privacy, security, procurement, HR, and technical reviewers before relying on them for legal compliance, regulated use cases, sensitive data use, or vendor approval decisions.</w:t>
       </w:r>
     </w:p>
